--- a/worksheets/PR_L08_SeatingPlanHall_Worksheet.docx
+++ b/worksheets/PR_L08_SeatingPlanHall_Worksheet.docx
@@ -1748,7 +1748,7 @@
                       <w:sz w:val="21"/>
                       <w:szCs w:val="21"/>
                     </w:rPr>
-                    <w:t xml:space="preserve">Write a program that puts six numbers into a grid of two rows and three columns.</w:t>
+                    <w:t xml:space="preserve">Put six numbers into a grid of two rows and three columns.</w:t>
                   </w:r>
                 </w:p>
               </w:tc>
@@ -1854,7 +1854,7 @@
                       <w:sz w:val="21"/>
                       <w:szCs w:val="21"/>
                     </w:rPr>
-                    <w:t xml:space="preserve">Write a program that reports the size and contents of one tutor group taken from a list of lists.</w:t>
+                    <w:t xml:space="preserve">Print how many names one tutor group holds, then the whole group.</w:t>
                   </w:r>
                 </w:p>
               </w:tc>
@@ -2528,7 +2528,7 @@
                       <w:sz w:val="21"/>
                       <w:szCs w:val="21"/>
                     </w:rPr>
-                    <w:t xml:space="preserve">Write a program that prints the points a team scored in one round, from a grid of rows and columns.</w:t>
+                    <w:t xml:space="preserve">Print the points stored at one row and column of the grid.</w:t>
                   </w:r>
                 </w:p>
               </w:tc>
@@ -2634,7 +2634,7 @@
                       <w:sz w:val="21"/>
                       <w:szCs w:val="21"/>
                     </w:rPr>
-                    <w:t xml:space="preserve">Write a program that prints one whole row and one whole column of a grid.</w:t>
+                    <w:t xml:space="preserve">Print one whole row and one whole column of the grid.</w:t>
                   </w:r>
                 </w:p>
               </w:tc>
@@ -3308,7 +3308,7 @@
                       <w:sz w:val="21"/>
                       <w:szCs w:val="21"/>
                     </w:rPr>
-                    <w:t xml:space="preserve">Write a program that reads six numbers and prints them back as a tidy grid of two rows.</w:t>
+                    <w:t xml:space="preserve">Print six numbers back as a tidy grid of two rows.</w:t>
                   </w:r>
                 </w:p>
               </w:tc>
@@ -3414,7 +3414,7 @@
                       <w:sz w:val="21"/>
                       <w:szCs w:val="21"/>
                     </w:rPr>
-                    <w:t xml:space="preserve">Write a program that reads nine numbers into a three by three grid and prints where each one is stored.</w:t>
+                    <w:t xml:space="preserve">Print the row, column and value of every cell in a 3 by 3 grid.</w:t>
                   </w:r>
                 </w:p>
               </w:tc>
@@ -4088,7 +4088,7 @@
                       <w:sz w:val="21"/>
                       <w:szCs w:val="21"/>
                     </w:rPr>
-                    <w:t xml:space="preserve">Write a program that totals the merit points one class earned, from a grid of classes and weeks.</w:t>
+                    <w:t xml:space="preserve">Print the total of one row of the merit points grid.</w:t>
                   </w:r>
                 </w:p>
               </w:tc>
@@ -4194,7 +4194,7 @@
                       <w:sz w:val="21"/>
                       <w:szCs w:val="21"/>
                     </w:rPr>
-                    <w:t xml:space="preserve">Write a program that reads a grid of three rows by four columns and totals every row, then everything.</w:t>
+                    <w:t xml:space="preserve">Total every row of a 3 by 4 grid, then the whole grid.</w:t>
                   </w:r>
                 </w:p>
               </w:tc>
@@ -4868,7 +4868,7 @@
                       <w:sz w:val="21"/>
                       <w:szCs w:val="21"/>
                     </w:rPr>
-                    <w:t xml:space="preserve">Write a program that totals one column of a sales grid.</w:t>
+                    <w:t xml:space="preserve">Total one column of the sales grid.</w:t>
                   </w:r>
                 </w:p>
               </w:tc>
@@ -4974,7 +4974,7 @@
                       <w:sz w:val="21"/>
                       <w:szCs w:val="21"/>
                     </w:rPr>
-                    <w:t xml:space="preserve">Write a program that reads a grid of four rows by three columns and totals every column, then everything.</w:t>
+                    <w:t xml:space="preserve">Total every column of a 4 by 3 grid, then the whole grid.</w:t>
                   </w:r>
                 </w:p>
               </w:tc>
@@ -5648,7 +5648,7 @@
                       <w:sz w:val="21"/>
                       <w:szCs w:val="21"/>
                     </w:rPr>
-                    <w:t xml:space="preserve">Write a program that finds where a pupil sits in a seating plan and says how many pupils share that row.</w:t>
+                    <w:t xml:space="preserve">Find where a pupil sits, and how many pupils share that row.</w:t>
                   </w:r>
                 </w:p>
               </w:tc>

--- a/worksheets/PR_L08_SeatingPlanHall_Worksheet.docx
+++ b/worksheets/PR_L08_SeatingPlanHall_Worksheet.docx
@@ -1748,7 +1748,7 @@
                       <w:sz w:val="21"/>
                       <w:szCs w:val="21"/>
                     </w:rPr>
-                    <w:t xml:space="preserve">Put six numbers into a grid of two rows and three columns.</w:t>
+                    <w:t xml:space="preserve">Read six numbers into a grid of two rows of three.</w:t>
                   </w:r>
                 </w:p>
               </w:tc>
@@ -1854,7 +1854,7 @@
                       <w:sz w:val="21"/>
                       <w:szCs w:val="21"/>
                     </w:rPr>
-                    <w:t xml:space="preserve">Print how many names one tutor group holds, then the whole group.</w:t>
+                    <w:t xml:space="preserve">Print the number of rows, the row length, then one row.</w:t>
                   </w:r>
                 </w:p>
               </w:tc>
@@ -2528,7 +2528,7 @@
                       <w:sz w:val="21"/>
                       <w:szCs w:val="21"/>
                     </w:rPr>
-                    <w:t xml:space="preserve">Print the points stored at one row and column of the grid.</w:t>
+                    <w:t xml:space="preserve">Print the value stored at a typed row and column.</w:t>
                   </w:r>
                 </w:p>
               </w:tc>
@@ -3308,7 +3308,7 @@
                       <w:sz w:val="21"/>
                       <w:szCs w:val="21"/>
                     </w:rPr>
-                    <w:t xml:space="preserve">Print six numbers back as a tidy grid of two rows.</w:t>
+                    <w:t xml:space="preserve">Print six numbers back as two tidy rows of three.</w:t>
                   </w:r>
                 </w:p>
               </w:tc>
@@ -3414,7 +3414,7 @@
                       <w:sz w:val="21"/>
                       <w:szCs w:val="21"/>
                     </w:rPr>
-                    <w:t xml:space="preserve">Print the row, column and value of every cell in a 3 by 3 grid.</w:t>
+                    <w:t xml:space="preserve">Print the row, column and value of every cell.</w:t>
                   </w:r>
                 </w:p>
               </w:tc>
@@ -4088,7 +4088,7 @@
                       <w:sz w:val="21"/>
                       <w:szCs w:val="21"/>
                     </w:rPr>
-                    <w:t xml:space="preserve">Print the total of one row of the merit points grid.</w:t>
+                    <w:t xml:space="preserve">Print the total of one row of the grid.</w:t>
                   </w:r>
                 </w:p>
               </w:tc>
@@ -4194,7 +4194,7 @@
                       <w:sz w:val="21"/>
                       <w:szCs w:val="21"/>
                     </w:rPr>
-                    <w:t xml:space="preserve">Total every row of a 3 by 4 grid, then the whole grid.</w:t>
+                    <w:t xml:space="preserve">Print the total of each row, then of the whole grid.</w:t>
                   </w:r>
                 </w:p>
               </w:tc>
@@ -4868,7 +4868,7 @@
                       <w:sz w:val="21"/>
                       <w:szCs w:val="21"/>
                     </w:rPr>
-                    <w:t xml:space="preserve">Total one column of the sales grid.</w:t>
+                    <w:t xml:space="preserve">Print the total of one column of the grid.</w:t>
                   </w:r>
                 </w:p>
               </w:tc>
@@ -4974,7 +4974,7 @@
                       <w:sz w:val="21"/>
                       <w:szCs w:val="21"/>
                     </w:rPr>
-                    <w:t xml:space="preserve">Total every column of a 4 by 3 grid, then the whole grid.</w:t>
+                    <w:t xml:space="preserve">Print the total of each column, then of the whole grid.</w:t>
                   </w:r>
                 </w:p>
               </w:tc>
@@ -5648,7 +5648,7 @@
                       <w:sz w:val="21"/>
                       <w:szCs w:val="21"/>
                     </w:rPr>
-                    <w:t xml:space="preserve">Find where a pupil sits, and how many pupils share that row.</w:t>
+                    <w:t xml:space="preserve">Find where a name sits, and how many share its row.</w:t>
                   </w:r>
                 </w:p>
               </w:tc>

--- a/worksheets/PR_L08_SeatingPlanHall_Worksheet.docx
+++ b/worksheets/PR_L08_SeatingPlanHall_Worksheet.docx
@@ -1748,7 +1748,7 @@
                       <w:sz w:val="21"/>
                       <w:szCs w:val="21"/>
                     </w:rPr>
-                    <w:t xml:space="preserve">Read six numbers into a grid of two rows of three.</w:t>
+                    <w:t xml:space="preserve">Ask the user for six whole numbers, one on each line. Store them in a grid of two rows of three and display the grid itself, in the form [[9, 4, 1], [7, 0, 2]].</w:t>
                   </w:r>
                 </w:p>
               </w:tc>
@@ -1854,7 +1854,7 @@
                       <w:sz w:val="21"/>
                       <w:szCs w:val="21"/>
                     </w:rPr>
-                    <w:t xml:space="preserve">Print the number of rows, the row length, then one row.</w:t>
+                    <w:t xml:space="preserve">Ask the user for six names and then a row number, one on each line. Store the names in a grid of three rows of two. Display [number of rows], [how many names in one row] and [that row as a list], on three lines.</w:t>
                   </w:r>
                 </w:p>
               </w:tc>
@@ -2528,7 +2528,7 @@
                       <w:sz w:val="21"/>
                       <w:szCs w:val="21"/>
                     </w:rPr>
-                    <w:t xml:space="preserve">Print the value stored at a typed row and column.</w:t>
+                    <w:t xml:space="preserve">Ask the user for nine whole numbers, one on each line, then a row number and a column number. Store the numbers in a grid of three rows of three and display [the value stored there] and nothing else.</w:t>
                   </w:r>
                 </w:p>
               </w:tc>
@@ -2634,7 +2634,7 @@
                       <w:sz w:val="21"/>
                       <w:szCs w:val="21"/>
                     </w:rPr>
-                    <w:t xml:space="preserve">Print one whole row and one whole column of the grid.</w:t>
+                    <w:t xml:space="preserve">Ask the user for nine whole numbers, one on each line, then a row number and a column number. Store them in a grid of three rows of three and display [that whole row], then [that whole column] on the next line.</w:t>
                   </w:r>
                 </w:p>
               </w:tc>
@@ -3308,7 +3308,7 @@
                       <w:sz w:val="21"/>
                       <w:szCs w:val="21"/>
                     </w:rPr>
-                    <w:t xml:space="preserve">Print six numbers back as two tidy rows of three.</w:t>
+                    <w:t xml:space="preserve">Ask the user for six whole numbers, one on each line. Store them in a grid of two rows of three and display each row on its own line, with single spaces between the values and no brackets or commas.</w:t>
                   </w:r>
                 </w:p>
               </w:tc>
@@ -3414,7 +3414,7 @@
                       <w:sz w:val="21"/>
                       <w:szCs w:val="21"/>
                     </w:rPr>
-                    <w:t xml:space="preserve">Print the row, column and value of every cell.</w:t>
+                    <w:t xml:space="preserve">Ask the user for nine whole numbers, one on each line. Store them in a grid of three rows of three and display one line per cell, in the form [row] [column] [value], all of row 0 first.</w:t>
                   </w:r>
                 </w:p>
               </w:tc>
@@ -4088,7 +4088,7 @@
                       <w:sz w:val="21"/>
                       <w:szCs w:val="21"/>
                     </w:rPr>
-                    <w:t xml:space="preserve">Print the total of one row of the grid.</w:t>
+                    <w:t xml:space="preserve">Ask the user for twelve whole numbers, one on each line, then a row number. Store the numbers in a grid of three rows of four and display [the total of that row] and nothing else.</w:t>
                   </w:r>
                 </w:p>
               </w:tc>
@@ -4194,7 +4194,7 @@
                       <w:sz w:val="21"/>
                       <w:szCs w:val="21"/>
                     </w:rPr>
-                    <w:t xml:space="preserve">Print the total of each row, then of the whole grid.</w:t>
+                    <w:t xml:space="preserve">Ask the user for twelve whole numbers, one on each line. Store them in a grid of three rows of four. Display [the total of each row], one on each line, then [the total of the whole grid] on the last line.</w:t>
                   </w:r>
                 </w:p>
               </w:tc>
@@ -4868,7 +4868,7 @@
                       <w:sz w:val="21"/>
                       <w:szCs w:val="21"/>
                     </w:rPr>
-                    <w:t xml:space="preserve">Print the total of one column of the grid.</w:t>
+                    <w:t xml:space="preserve">Ask the user for twelve whole numbers, one on each line, then a column number. Store the numbers in a grid of four rows of three and display [the total of that column] and nothing else.</w:t>
                   </w:r>
                 </w:p>
               </w:tc>
@@ -4974,7 +4974,7 @@
                       <w:sz w:val="21"/>
                       <w:szCs w:val="21"/>
                     </w:rPr>
-                    <w:t xml:space="preserve">Print the total of each column, then of the whole grid.</w:t>
+                    <w:t xml:space="preserve">Ask the user for twelve whole numbers, one on each line. Store them in a grid of four rows of three. Display [the total of each column], one on each line, then [the total of the whole grid] on the last line.</w:t>
                   </w:r>
                 </w:p>
               </w:tc>
@@ -5648,7 +5648,7 @@
                       <w:sz w:val="21"/>
                       <w:szCs w:val="21"/>
                     </w:rPr>
-                    <w:t xml:space="preserve">Find where a name sits, and how many share its row.</w:t>
+                    <w:t xml:space="preserve">Ask the user for nine names, one on each line, then a name to look for. Display not seated when it is not in the grid, or [row] [column] and then [how many seats in that row are not empty] on the next line.</w:t>
                   </w:r>
                 </w:p>
               </w:tc>

--- a/worksheets/PR_L08_SeatingPlanHall_Worksheet.docx
+++ b/worksheets/PR_L08_SeatingPlanHall_Worksheet.docx
@@ -1854,7 +1854,7 @@
                       <w:sz w:val="21"/>
                       <w:szCs w:val="21"/>
                     </w:rPr>
-                    <w:t xml:space="preserve">Ask the user for six names and then a row number, one on each line. Store the names in a grid of three rows of two. Display [number of rows], [how many names in one row] and [that row as a list], on three lines.</w:t>
+                    <w:t xml:space="preserve">Ask the user for six words, one on each line. Store them in a grid of three rows of two and display the grid itself, in the form [['red', 'blue'], ['green', 'teal'], ['grey', 'pink']].</w:t>
                   </w:r>
                 </w:p>
               </w:tc>
@@ -1889,6 +1889,112 @@
                       <w:szCs w:val="21"/>
                     </w:rPr>
                     <w:t xml:space="preserve">2</w:t>
+                  </w:r>
+                </w:p>
+              </w:tc>
+              <w:tc>
+                <w:tcPr>
+                  <w:tcW w:type="dxa" w:w="3342"/>
+                  <w:tcBorders>
+                    <w:top w:val="single" w:color="B7C2D1" w:sz="4"/>
+                    <w:left w:val="single" w:color="B7C2D1" w:sz="4"/>
+                    <w:bottom w:val="single" w:color="B7C2D1" w:sz="4"/>
+                    <w:right w:val="single" w:color="B7C2D1" w:sz="4"/>
+                  </w:tcBorders>
+                  <w:shd w:fill="FFFFFF" w:color="auto" w:val="clear"/>
+                  <w:tcMar>
+                    <w:top w:type="dxa" w:w="80"/>
+                    <w:left w:type="dxa" w:w="120"/>
+                    <w:bottom w:type="dxa" w:w="80"/>
+                    <w:right w:type="dxa" w:w="120"/>
+                  </w:tcMar>
+                  <w:vAlign w:val="center"/>
+                </w:tcPr>
+                <w:p>
+                  <w:pPr>
+                    <w:spacing w:after="0" w:before="0"/>
+                  </w:pPr>
+                  <w:r>
+                    <w:rPr>
+                      <w:rFonts w:ascii="Arial" w:cs="Arial" w:eastAsia="Arial" w:hAnsi="Arial"/>
+                      <w:b w:val="false"/>
+                      <w:bCs w:val="false"/>
+                      <w:sz w:val="21"/>
+                      <w:szCs w:val="21"/>
+                    </w:rPr>
+                    <w:t xml:space="preserve"/>
+                  </w:r>
+                </w:p>
+              </w:tc>
+            </w:tr>
+            <w:tr>
+              <w:trPr>
+                <w:cantSplit/>
+                <w:trHeight w:val="360" w:hRule="atLeast"/>
+              </w:trPr>
+              <w:tc>
+                <w:tcPr>
+                  <w:tcW w:type="dxa" w:w="3342"/>
+                  <w:tcBorders>
+                    <w:top w:val="single" w:color="B7C2D1" w:sz="4"/>
+                    <w:left w:val="single" w:color="B7C2D1" w:sz="4"/>
+                    <w:bottom w:val="single" w:color="B7C2D1" w:sz="4"/>
+                    <w:right w:val="single" w:color="B7C2D1" w:sz="4"/>
+                  </w:tcBorders>
+                  <w:shd w:fill="FFFFFF" w:color="auto" w:val="clear"/>
+                  <w:tcMar>
+                    <w:top w:type="dxa" w:w="80"/>
+                    <w:left w:type="dxa" w:w="120"/>
+                    <w:bottom w:type="dxa" w:w="80"/>
+                    <w:right w:type="dxa" w:w="120"/>
+                  </w:tcMar>
+                  <w:vAlign w:val="center"/>
+                </w:tcPr>
+                <w:p>
+                  <w:pPr>
+                    <w:spacing w:after="0" w:before="0"/>
+                  </w:pPr>
+                  <w:r>
+                    <w:rPr>
+                      <w:rFonts w:ascii="Arial" w:cs="Arial" w:eastAsia="Arial" w:hAnsi="Arial"/>
+                      <w:sz w:val="21"/>
+                      <w:szCs w:val="21"/>
+                    </w:rPr>
+                    <w:t xml:space="preserve">Ask the user for six whole numbers, one on each line, and then a row number counting from 0. Store the numbers in a grid of three rows of two and display [that whole row as a list], square brackets and all.</w:t>
+                  </w:r>
+                </w:p>
+              </w:tc>
+              <w:tc>
+                <w:tcPr>
+                  <w:tcW w:type="dxa" w:w="3342"/>
+                  <w:tcBorders>
+                    <w:top w:val="single" w:color="B7C2D1" w:sz="4"/>
+                    <w:left w:val="single" w:color="B7C2D1" w:sz="4"/>
+                    <w:bottom w:val="single" w:color="B7C2D1" w:sz="4"/>
+                    <w:right w:val="single" w:color="B7C2D1" w:sz="4"/>
+                  </w:tcBorders>
+                  <w:shd w:fill="FFFFFF" w:color="auto" w:val="clear"/>
+                  <w:tcMar>
+                    <w:top w:type="dxa" w:w="80"/>
+                    <w:left w:type="dxa" w:w="120"/>
+                    <w:bottom w:type="dxa" w:w="80"/>
+                    <w:right w:type="dxa" w:w="120"/>
+                  </w:tcMar>
+                  <w:vAlign w:val="center"/>
+                </w:tcPr>
+                <w:p>
+                  <w:pPr>
+                    <w:spacing w:after="0" w:before="0"/>
+                  </w:pPr>
+                  <w:r>
+                    <w:rPr>
+                      <w:rFonts w:ascii="Arial" w:cs="Arial" w:eastAsia="Arial" w:hAnsi="Arial"/>
+                      <w:b w:val="false"/>
+                      <w:bCs w:val="false"/>
+                      <w:sz w:val="21"/>
+                      <w:szCs w:val="21"/>
+                    </w:rPr>
+                    <w:t xml:space="preserve">3</w:t>
                   </w:r>
                 </w:p>
               </w:tc>
@@ -2528,7 +2634,7 @@
                       <w:sz w:val="21"/>
                       <w:szCs w:val="21"/>
                     </w:rPr>
-                    <w:t xml:space="preserve">Ask the user for nine whole numbers, one on each line, then a row number and a column number. Store the numbers in a grid of three rows of three and display [the value stored there] and nothing else.</w:t>
+                    <w:t xml:space="preserve">Ask the user for nine whole numbers, one on each line, then a row number and then a column number. Store the numbers in a grid of three rows of three and display [the value stored there] and nothing else.</w:t>
                   </w:r>
                 </w:p>
               </w:tc>
@@ -2634,7 +2740,7 @@
                       <w:sz w:val="21"/>
                       <w:szCs w:val="21"/>
                     </w:rPr>
-                    <w:t xml:space="preserve">Ask the user for nine whole numbers, one on each line, then a row number and a column number. Store them in a grid of three rows of three and display [that whole row], then [that whole column] on the next line.</w:t>
+                    <w:t xml:space="preserve">Ask the user for nine whole numbers, one on each line, and then a row number counting from 0. Store the numbers in a grid of three rows of three and display [that whole row] on one line, with single spaces between the values and no brackets or commas.</w:t>
                   </w:r>
                 </w:p>
               </w:tc>
@@ -2669,6 +2775,112 @@
                       <w:szCs w:val="21"/>
                     </w:rPr>
                     <w:t xml:space="preserve">3</w:t>
+                  </w:r>
+                </w:p>
+              </w:tc>
+              <w:tc>
+                <w:tcPr>
+                  <w:tcW w:type="dxa" w:w="3342"/>
+                  <w:tcBorders>
+                    <w:top w:val="single" w:color="B7C2D1" w:sz="4"/>
+                    <w:left w:val="single" w:color="B7C2D1" w:sz="4"/>
+                    <w:bottom w:val="single" w:color="B7C2D1" w:sz="4"/>
+                    <w:right w:val="single" w:color="B7C2D1" w:sz="4"/>
+                  </w:tcBorders>
+                  <w:shd w:fill="FFFFFF" w:color="auto" w:val="clear"/>
+                  <w:tcMar>
+                    <w:top w:type="dxa" w:w="80"/>
+                    <w:left w:type="dxa" w:w="120"/>
+                    <w:bottom w:type="dxa" w:w="80"/>
+                    <w:right w:type="dxa" w:w="120"/>
+                  </w:tcMar>
+                  <w:vAlign w:val="center"/>
+                </w:tcPr>
+                <w:p>
+                  <w:pPr>
+                    <w:spacing w:after="0" w:before="0"/>
+                  </w:pPr>
+                  <w:r>
+                    <w:rPr>
+                      <w:rFonts w:ascii="Arial" w:cs="Arial" w:eastAsia="Arial" w:hAnsi="Arial"/>
+                      <w:b w:val="false"/>
+                      <w:bCs w:val="false"/>
+                      <w:sz w:val="21"/>
+                      <w:szCs w:val="21"/>
+                    </w:rPr>
+                    <w:t xml:space="preserve"/>
+                  </w:r>
+                </w:p>
+              </w:tc>
+            </w:tr>
+            <w:tr>
+              <w:trPr>
+                <w:cantSplit/>
+                <w:trHeight w:val="360" w:hRule="atLeast"/>
+              </w:trPr>
+              <w:tc>
+                <w:tcPr>
+                  <w:tcW w:type="dxa" w:w="3342"/>
+                  <w:tcBorders>
+                    <w:top w:val="single" w:color="B7C2D1" w:sz="4"/>
+                    <w:left w:val="single" w:color="B7C2D1" w:sz="4"/>
+                    <w:bottom w:val="single" w:color="B7C2D1" w:sz="4"/>
+                    <w:right w:val="single" w:color="B7C2D1" w:sz="4"/>
+                  </w:tcBorders>
+                  <w:shd w:fill="FFFFFF" w:color="auto" w:val="clear"/>
+                  <w:tcMar>
+                    <w:top w:type="dxa" w:w="80"/>
+                    <w:left w:type="dxa" w:w="120"/>
+                    <w:bottom w:type="dxa" w:w="80"/>
+                    <w:right w:type="dxa" w:w="120"/>
+                  </w:tcMar>
+                  <w:vAlign w:val="center"/>
+                </w:tcPr>
+                <w:p>
+                  <w:pPr>
+                    <w:spacing w:after="0" w:before="0"/>
+                  </w:pPr>
+                  <w:r>
+                    <w:rPr>
+                      <w:rFonts w:ascii="Arial" w:cs="Arial" w:eastAsia="Arial" w:hAnsi="Arial"/>
+                      <w:sz w:val="21"/>
+                      <w:szCs w:val="21"/>
+                    </w:rPr>
+                    <w:t xml:space="preserve">Ask the user for nine whole numbers, one on each line, and then a column number counting from 0. Store the numbers in a grid of three rows of three and display [that whole column] on one line, with single spaces between the values and no brackets or commas.</w:t>
+                  </w:r>
+                </w:p>
+              </w:tc>
+              <w:tc>
+                <w:tcPr>
+                  <w:tcW w:type="dxa" w:w="3342"/>
+                  <w:tcBorders>
+                    <w:top w:val="single" w:color="B7C2D1" w:sz="4"/>
+                    <w:left w:val="single" w:color="B7C2D1" w:sz="4"/>
+                    <w:bottom w:val="single" w:color="B7C2D1" w:sz="4"/>
+                    <w:right w:val="single" w:color="B7C2D1" w:sz="4"/>
+                  </w:tcBorders>
+                  <w:shd w:fill="FFFFFF" w:color="auto" w:val="clear"/>
+                  <w:tcMar>
+                    <w:top w:type="dxa" w:w="80"/>
+                    <w:left w:type="dxa" w:w="120"/>
+                    <w:bottom w:type="dxa" w:w="80"/>
+                    <w:right w:type="dxa" w:w="120"/>
+                  </w:tcMar>
+                  <w:vAlign w:val="center"/>
+                </w:tcPr>
+                <w:p>
+                  <w:pPr>
+                    <w:spacing w:after="0" w:before="0"/>
+                  </w:pPr>
+                  <w:r>
+                    <w:rPr>
+                      <w:rFonts w:ascii="Arial" w:cs="Arial" w:eastAsia="Arial" w:hAnsi="Arial"/>
+                      <w:b w:val="false"/>
+                      <w:bCs w:val="false"/>
+                      <w:sz w:val="21"/>
+                      <w:szCs w:val="21"/>
+                    </w:rPr>
+                    <w:t xml:space="preserve">4</w:t>
                   </w:r>
                 </w:p>
               </w:tc>
@@ -3342,7 +3554,7 @@
                       <w:sz w:val="21"/>
                       <w:szCs w:val="21"/>
                     </w:rPr>
-                    <w:t xml:space="preserve">3</w:t>
+                    <w:t xml:space="preserve">2</w:t>
                   </w:r>
                 </w:p>
               </w:tc>
@@ -3414,7 +3626,7 @@
                       <w:sz w:val="21"/>
                       <w:szCs w:val="21"/>
                     </w:rPr>
-                    <w:t xml:space="preserve">Ask the user for nine whole numbers, one on each line. Store them in a grid of three rows of three and display one line per cell, in the form [row] [column] [value], all of row 0 first.</w:t>
+                    <w:t xml:space="preserve">Ask the user for nine whole numbers, one on each line. Store them in a grid of three rows of three and display one line for every value, in the form [row] [column] [value], all of row 0 first.</w:t>
                   </w:r>
                 </w:p>
               </w:tc>
@@ -3449,6 +3661,112 @@
                       <w:szCs w:val="21"/>
                     </w:rPr>
                     <w:t xml:space="preserve">3</w:t>
+                  </w:r>
+                </w:p>
+              </w:tc>
+              <w:tc>
+                <w:tcPr>
+                  <w:tcW w:type="dxa" w:w="3342"/>
+                  <w:tcBorders>
+                    <w:top w:val="single" w:color="B7C2D1" w:sz="4"/>
+                    <w:left w:val="single" w:color="B7C2D1" w:sz="4"/>
+                    <w:bottom w:val="single" w:color="B7C2D1" w:sz="4"/>
+                    <w:right w:val="single" w:color="B7C2D1" w:sz="4"/>
+                  </w:tcBorders>
+                  <w:shd w:fill="FFFFFF" w:color="auto" w:val="clear"/>
+                  <w:tcMar>
+                    <w:top w:type="dxa" w:w="80"/>
+                    <w:left w:type="dxa" w:w="120"/>
+                    <w:bottom w:type="dxa" w:w="80"/>
+                    <w:right w:type="dxa" w:w="120"/>
+                  </w:tcMar>
+                  <w:vAlign w:val="center"/>
+                </w:tcPr>
+                <w:p>
+                  <w:pPr>
+                    <w:spacing w:after="0" w:before="0"/>
+                  </w:pPr>
+                  <w:r>
+                    <w:rPr>
+                      <w:rFonts w:ascii="Arial" w:cs="Arial" w:eastAsia="Arial" w:hAnsi="Arial"/>
+                      <w:b w:val="false"/>
+                      <w:bCs w:val="false"/>
+                      <w:sz w:val="21"/>
+                      <w:szCs w:val="21"/>
+                    </w:rPr>
+                    <w:t xml:space="preserve"/>
+                  </w:r>
+                </w:p>
+              </w:tc>
+            </w:tr>
+            <w:tr>
+              <w:trPr>
+                <w:cantSplit/>
+                <w:trHeight w:val="360" w:hRule="atLeast"/>
+              </w:trPr>
+              <w:tc>
+                <w:tcPr>
+                  <w:tcW w:type="dxa" w:w="3342"/>
+                  <w:tcBorders>
+                    <w:top w:val="single" w:color="B7C2D1" w:sz="4"/>
+                    <w:left w:val="single" w:color="B7C2D1" w:sz="4"/>
+                    <w:bottom w:val="single" w:color="B7C2D1" w:sz="4"/>
+                    <w:right w:val="single" w:color="B7C2D1" w:sz="4"/>
+                  </w:tcBorders>
+                  <w:shd w:fill="FFFFFF" w:color="auto" w:val="clear"/>
+                  <w:tcMar>
+                    <w:top w:type="dxa" w:w="80"/>
+                    <w:left w:type="dxa" w:w="120"/>
+                    <w:bottom w:type="dxa" w:w="80"/>
+                    <w:right w:type="dxa" w:w="120"/>
+                  </w:tcMar>
+                  <w:vAlign w:val="center"/>
+                </w:tcPr>
+                <w:p>
+                  <w:pPr>
+                    <w:spacing w:after="0" w:before="0"/>
+                  </w:pPr>
+                  <w:r>
+                    <w:rPr>
+                      <w:rFonts w:ascii="Arial" w:cs="Arial" w:eastAsia="Arial" w:hAnsi="Arial"/>
+                      <w:sz w:val="21"/>
+                      <w:szCs w:val="21"/>
+                    </w:rPr>
+                    <w:t xml:space="preserve">Ask the user for nine whole numbers, one on each line. Store them in a grid of three rows of three and display every value that is 10 or more, one on each line, all of row 0 first, or none on a line of its own when there are no such values.</w:t>
+                  </w:r>
+                </w:p>
+              </w:tc>
+              <w:tc>
+                <w:tcPr>
+                  <w:tcW w:type="dxa" w:w="3342"/>
+                  <w:tcBorders>
+                    <w:top w:val="single" w:color="B7C2D1" w:sz="4"/>
+                    <w:left w:val="single" w:color="B7C2D1" w:sz="4"/>
+                    <w:bottom w:val="single" w:color="B7C2D1" w:sz="4"/>
+                    <w:right w:val="single" w:color="B7C2D1" w:sz="4"/>
+                  </w:tcBorders>
+                  <w:shd w:fill="FFFFFF" w:color="auto" w:val="clear"/>
+                  <w:tcMar>
+                    <w:top w:type="dxa" w:w="80"/>
+                    <w:left w:type="dxa" w:w="120"/>
+                    <w:bottom w:type="dxa" w:w="80"/>
+                    <w:right w:type="dxa" w:w="120"/>
+                  </w:tcMar>
+                  <w:vAlign w:val="center"/>
+                </w:tcPr>
+                <w:p>
+                  <w:pPr>
+                    <w:spacing w:after="0" w:before="0"/>
+                  </w:pPr>
+                  <w:r>
+                    <w:rPr>
+                      <w:rFonts w:ascii="Arial" w:cs="Arial" w:eastAsia="Arial" w:hAnsi="Arial"/>
+                      <w:b w:val="false"/>
+                      <w:bCs w:val="false"/>
+                      <w:sz w:val="21"/>
+                      <w:szCs w:val="21"/>
+                    </w:rPr>
+                    <w:t xml:space="preserve">4</w:t>
                   </w:r>
                 </w:p>
               </w:tc>
@@ -4088,7 +4406,7 @@
                       <w:sz w:val="21"/>
                       <w:szCs w:val="21"/>
                     </w:rPr>
-                    <w:t xml:space="preserve">Ask the user for twelve whole numbers, one on each line, then a row number. Store the numbers in a grid of three rows of four and display [the total of that row] and nothing else.</w:t>
+                    <w:t xml:space="preserve">Ask the user for twelve whole numbers, one on each line, and then a row number counting from 0. Store the numbers in a grid of three rows of four and display [the total of that row] and nothing else.</w:t>
                   </w:r>
                 </w:p>
               </w:tc>
@@ -4122,7 +4440,7 @@
                       <w:sz w:val="21"/>
                       <w:szCs w:val="21"/>
                     </w:rPr>
-                    <w:t xml:space="preserve">3</w:t>
+                    <w:t xml:space="preserve">2</w:t>
                   </w:r>
                 </w:p>
               </w:tc>
@@ -4194,7 +4512,113 @@
                       <w:sz w:val="21"/>
                       <w:szCs w:val="21"/>
                     </w:rPr>
-                    <w:t xml:space="preserve">Ask the user for twelve whole numbers, one on each line. Store them in a grid of three rows of four. Display [the total of each row], one on each line, then [the total of the whole grid] on the last line.</w:t>
+                    <w:t xml:space="preserve">Ask the user for twelve whole numbers, one on each line. Store them in a grid of three rows of four and display [the total of each row], one on each line.</w:t>
+                  </w:r>
+                </w:p>
+              </w:tc>
+              <w:tc>
+                <w:tcPr>
+                  <w:tcW w:type="dxa" w:w="3342"/>
+                  <w:tcBorders>
+                    <w:top w:val="single" w:color="B7C2D1" w:sz="4"/>
+                    <w:left w:val="single" w:color="B7C2D1" w:sz="4"/>
+                    <w:bottom w:val="single" w:color="B7C2D1" w:sz="4"/>
+                    <w:right w:val="single" w:color="B7C2D1" w:sz="4"/>
+                  </w:tcBorders>
+                  <w:shd w:fill="FFFFFF" w:color="auto" w:val="clear"/>
+                  <w:tcMar>
+                    <w:top w:type="dxa" w:w="80"/>
+                    <w:left w:type="dxa" w:w="120"/>
+                    <w:bottom w:type="dxa" w:w="80"/>
+                    <w:right w:type="dxa" w:w="120"/>
+                  </w:tcMar>
+                  <w:vAlign w:val="center"/>
+                </w:tcPr>
+                <w:p>
+                  <w:pPr>
+                    <w:spacing w:after="0" w:before="0"/>
+                  </w:pPr>
+                  <w:r>
+                    <w:rPr>
+                      <w:rFonts w:ascii="Arial" w:cs="Arial" w:eastAsia="Arial" w:hAnsi="Arial"/>
+                      <w:b w:val="false"/>
+                      <w:bCs w:val="false"/>
+                      <w:sz w:val="21"/>
+                      <w:szCs w:val="21"/>
+                    </w:rPr>
+                    <w:t xml:space="preserve">3</w:t>
+                  </w:r>
+                </w:p>
+              </w:tc>
+              <w:tc>
+                <w:tcPr>
+                  <w:tcW w:type="dxa" w:w="3342"/>
+                  <w:tcBorders>
+                    <w:top w:val="single" w:color="B7C2D1" w:sz="4"/>
+                    <w:left w:val="single" w:color="B7C2D1" w:sz="4"/>
+                    <w:bottom w:val="single" w:color="B7C2D1" w:sz="4"/>
+                    <w:right w:val="single" w:color="B7C2D1" w:sz="4"/>
+                  </w:tcBorders>
+                  <w:shd w:fill="FFFFFF" w:color="auto" w:val="clear"/>
+                  <w:tcMar>
+                    <w:top w:type="dxa" w:w="80"/>
+                    <w:left w:type="dxa" w:w="120"/>
+                    <w:bottom w:type="dxa" w:w="80"/>
+                    <w:right w:type="dxa" w:w="120"/>
+                  </w:tcMar>
+                  <w:vAlign w:val="center"/>
+                </w:tcPr>
+                <w:p>
+                  <w:pPr>
+                    <w:spacing w:after="0" w:before="0"/>
+                  </w:pPr>
+                  <w:r>
+                    <w:rPr>
+                      <w:rFonts w:ascii="Arial" w:cs="Arial" w:eastAsia="Arial" w:hAnsi="Arial"/>
+                      <w:b w:val="false"/>
+                      <w:bCs w:val="false"/>
+                      <w:sz w:val="21"/>
+                      <w:szCs w:val="21"/>
+                    </w:rPr>
+                    <w:t xml:space="preserve"/>
+                  </w:r>
+                </w:p>
+              </w:tc>
+            </w:tr>
+            <w:tr>
+              <w:trPr>
+                <w:cantSplit/>
+                <w:trHeight w:val="360" w:hRule="atLeast"/>
+              </w:trPr>
+              <w:tc>
+                <w:tcPr>
+                  <w:tcW w:type="dxa" w:w="3342"/>
+                  <w:tcBorders>
+                    <w:top w:val="single" w:color="B7C2D1" w:sz="4"/>
+                    <w:left w:val="single" w:color="B7C2D1" w:sz="4"/>
+                    <w:bottom w:val="single" w:color="B7C2D1" w:sz="4"/>
+                    <w:right w:val="single" w:color="B7C2D1" w:sz="4"/>
+                  </w:tcBorders>
+                  <w:shd w:fill="FFFFFF" w:color="auto" w:val="clear"/>
+                  <w:tcMar>
+                    <w:top w:type="dxa" w:w="80"/>
+                    <w:left w:type="dxa" w:w="120"/>
+                    <w:bottom w:type="dxa" w:w="80"/>
+                    <w:right w:type="dxa" w:w="120"/>
+                  </w:tcMar>
+                  <w:vAlign w:val="center"/>
+                </w:tcPr>
+                <w:p>
+                  <w:pPr>
+                    <w:spacing w:after="0" w:before="0"/>
+                  </w:pPr>
+                  <w:r>
+                    <w:rPr>
+                      <w:rFonts w:ascii="Arial" w:cs="Arial" w:eastAsia="Arial" w:hAnsi="Arial"/>
+                      <w:sz w:val="21"/>
+                      <w:szCs w:val="21"/>
+                    </w:rPr>
+                    <w:t xml:space="preserve">Ask the user for twelve whole numbers, one on each line. Store them in a grid of three rows of four and display [the total of each row], one on each line, then [the total of the whole grid] on the last line.</w:t>
                   </w:r>
                 </w:p>
               </w:tc>
@@ -4868,7 +5292,7 @@
                       <w:sz w:val="21"/>
                       <w:szCs w:val="21"/>
                     </w:rPr>
-                    <w:t xml:space="preserve">Ask the user for twelve whole numbers, one on each line, then a column number. Store the numbers in a grid of four rows of three and display [the total of that column] and nothing else.</w:t>
+                    <w:t xml:space="preserve">Ask the user for twelve whole numbers, one on each line, and then a column number counting from 0. Store the numbers in a grid of four rows of three and display [the total of that column] and nothing else.</w:t>
                   </w:r>
                 </w:p>
               </w:tc>
@@ -4902,7 +5326,7 @@
                       <w:sz w:val="21"/>
                       <w:szCs w:val="21"/>
                     </w:rPr>
-                    <w:t xml:space="preserve">4</w:t>
+                    <w:t xml:space="preserve">2</w:t>
                   </w:r>
                 </w:p>
               </w:tc>
@@ -4974,7 +5398,7 @@
                       <w:sz w:val="21"/>
                       <w:szCs w:val="21"/>
                     </w:rPr>
-                    <w:t xml:space="preserve">Ask the user for twelve whole numbers, one on each line. Store them in a grid of four rows of three. Display [the total of each column], one on each line, then [the total of the whole grid] on the last line.</w:t>
+                    <w:t xml:space="preserve">Ask the user for twelve whole numbers, one on each line. Store them in a grid of four rows of three and display [the total of each column], one on each line.</w:t>
                   </w:r>
                 </w:p>
               </w:tc>
@@ -5008,7 +5432,113 @@
                       <w:sz w:val="21"/>
                       <w:szCs w:val="21"/>
                     </w:rPr>
-                    <w:t xml:space="preserve">5</w:t>
+                    <w:t xml:space="preserve">3</w:t>
+                  </w:r>
+                </w:p>
+              </w:tc>
+              <w:tc>
+                <w:tcPr>
+                  <w:tcW w:type="dxa" w:w="3342"/>
+                  <w:tcBorders>
+                    <w:top w:val="single" w:color="B7C2D1" w:sz="4"/>
+                    <w:left w:val="single" w:color="B7C2D1" w:sz="4"/>
+                    <w:bottom w:val="single" w:color="B7C2D1" w:sz="4"/>
+                    <w:right w:val="single" w:color="B7C2D1" w:sz="4"/>
+                  </w:tcBorders>
+                  <w:shd w:fill="FFFFFF" w:color="auto" w:val="clear"/>
+                  <w:tcMar>
+                    <w:top w:type="dxa" w:w="80"/>
+                    <w:left w:type="dxa" w:w="120"/>
+                    <w:bottom w:type="dxa" w:w="80"/>
+                    <w:right w:type="dxa" w:w="120"/>
+                  </w:tcMar>
+                  <w:vAlign w:val="center"/>
+                </w:tcPr>
+                <w:p>
+                  <w:pPr>
+                    <w:spacing w:after="0" w:before="0"/>
+                  </w:pPr>
+                  <w:r>
+                    <w:rPr>
+                      <w:rFonts w:ascii="Arial" w:cs="Arial" w:eastAsia="Arial" w:hAnsi="Arial"/>
+                      <w:b w:val="false"/>
+                      <w:bCs w:val="false"/>
+                      <w:sz w:val="21"/>
+                      <w:szCs w:val="21"/>
+                    </w:rPr>
+                    <w:t xml:space="preserve"/>
+                  </w:r>
+                </w:p>
+              </w:tc>
+            </w:tr>
+            <w:tr>
+              <w:trPr>
+                <w:cantSplit/>
+                <w:trHeight w:val="360" w:hRule="atLeast"/>
+              </w:trPr>
+              <w:tc>
+                <w:tcPr>
+                  <w:tcW w:type="dxa" w:w="3342"/>
+                  <w:tcBorders>
+                    <w:top w:val="single" w:color="B7C2D1" w:sz="4"/>
+                    <w:left w:val="single" w:color="B7C2D1" w:sz="4"/>
+                    <w:bottom w:val="single" w:color="B7C2D1" w:sz="4"/>
+                    <w:right w:val="single" w:color="B7C2D1" w:sz="4"/>
+                  </w:tcBorders>
+                  <w:shd w:fill="FFFFFF" w:color="auto" w:val="clear"/>
+                  <w:tcMar>
+                    <w:top w:type="dxa" w:w="80"/>
+                    <w:left w:type="dxa" w:w="120"/>
+                    <w:bottom w:type="dxa" w:w="80"/>
+                    <w:right w:type="dxa" w:w="120"/>
+                  </w:tcMar>
+                  <w:vAlign w:val="center"/>
+                </w:tcPr>
+                <w:p>
+                  <w:pPr>
+                    <w:spacing w:after="0" w:before="0"/>
+                  </w:pPr>
+                  <w:r>
+                    <w:rPr>
+                      <w:rFonts w:ascii="Arial" w:cs="Arial" w:eastAsia="Arial" w:hAnsi="Arial"/>
+                      <w:sz w:val="21"/>
+                      <w:szCs w:val="21"/>
+                    </w:rPr>
+                    <w:t xml:space="preserve">Ask the user for twelve whole numbers, one on each line. Store them in a grid of four rows of three and display [the total of each column], one on each line, then [the total of the whole grid] on the last line.</w:t>
+                  </w:r>
+                </w:p>
+              </w:tc>
+              <w:tc>
+                <w:tcPr>
+                  <w:tcW w:type="dxa" w:w="3342"/>
+                  <w:tcBorders>
+                    <w:top w:val="single" w:color="B7C2D1" w:sz="4"/>
+                    <w:left w:val="single" w:color="B7C2D1" w:sz="4"/>
+                    <w:bottom w:val="single" w:color="B7C2D1" w:sz="4"/>
+                    <w:right w:val="single" w:color="B7C2D1" w:sz="4"/>
+                  </w:tcBorders>
+                  <w:shd w:fill="FFFFFF" w:color="auto" w:val="clear"/>
+                  <w:tcMar>
+                    <w:top w:type="dxa" w:w="80"/>
+                    <w:left w:type="dxa" w:w="120"/>
+                    <w:bottom w:type="dxa" w:w="80"/>
+                    <w:right w:type="dxa" w:w="120"/>
+                  </w:tcMar>
+                  <w:vAlign w:val="center"/>
+                </w:tcPr>
+                <w:p>
+                  <w:pPr>
+                    <w:spacing w:after="0" w:before="0"/>
+                  </w:pPr>
+                  <w:r>
+                    <w:rPr>
+                      <w:rFonts w:ascii="Arial" w:cs="Arial" w:eastAsia="Arial" w:hAnsi="Arial"/>
+                      <w:b w:val="false"/>
+                      <w:bCs w:val="false"/>
+                      <w:sz w:val="21"/>
+                      <w:szCs w:val="21"/>
+                    </w:rPr>
+                    <w:t xml:space="preserve">4</w:t>
                   </w:r>
                 </w:p>
               </w:tc>
@@ -5648,7 +6178,7 @@
                       <w:sz w:val="21"/>
                       <w:szCs w:val="21"/>
                     </w:rPr>
-                    <w:t xml:space="preserve">Ask the user for nine names, one on each line, then a name to look for. Display not seated when it is not in the grid, or [row] [column] and then [how many seats in that row are not empty] on the next line.</w:t>
+                    <w:t xml:space="preserve">Ask the user for nine whole numbers, one on each line, and then one more whole number. Store the nine in a grid of three rows of three and display [how many values in the grid are equal to or greater than that last number] and nothing else.</w:t>
                   </w:r>
                 </w:p>
               </w:tc>
@@ -5682,7 +6212,219 @@
                       <w:sz w:val="21"/>
                       <w:szCs w:val="21"/>
                     </w:rPr>
-                    <w:t xml:space="preserve">6</w:t>
+                    <w:t xml:space="preserve">3</w:t>
+                  </w:r>
+                </w:p>
+              </w:tc>
+              <w:tc>
+                <w:tcPr>
+                  <w:tcW w:type="dxa" w:w="3342"/>
+                  <w:tcBorders>
+                    <w:top w:val="single" w:color="B7C2D1" w:sz="4"/>
+                    <w:left w:val="single" w:color="B7C2D1" w:sz="4"/>
+                    <w:bottom w:val="single" w:color="B7C2D1" w:sz="4"/>
+                    <w:right w:val="single" w:color="B7C2D1" w:sz="4"/>
+                  </w:tcBorders>
+                  <w:shd w:fill="FFFFFF" w:color="auto" w:val="clear"/>
+                  <w:tcMar>
+                    <w:top w:type="dxa" w:w="80"/>
+                    <w:left w:type="dxa" w:w="120"/>
+                    <w:bottom w:type="dxa" w:w="80"/>
+                    <w:right w:type="dxa" w:w="120"/>
+                  </w:tcMar>
+                  <w:vAlign w:val="center"/>
+                </w:tcPr>
+                <w:p>
+                  <w:pPr>
+                    <w:spacing w:after="0" w:before="0"/>
+                  </w:pPr>
+                  <w:r>
+                    <w:rPr>
+                      <w:rFonts w:ascii="Arial" w:cs="Arial" w:eastAsia="Arial" w:hAnsi="Arial"/>
+                      <w:b w:val="false"/>
+                      <w:bCs w:val="false"/>
+                      <w:sz w:val="21"/>
+                      <w:szCs w:val="21"/>
+                    </w:rPr>
+                    <w:t xml:space="preserve"/>
+                  </w:r>
+                </w:p>
+              </w:tc>
+            </w:tr>
+            <w:tr>
+              <w:trPr>
+                <w:cantSplit/>
+                <w:trHeight w:val="360" w:hRule="atLeast"/>
+              </w:trPr>
+              <w:tc>
+                <w:tcPr>
+                  <w:tcW w:type="dxa" w:w="3342"/>
+                  <w:tcBorders>
+                    <w:top w:val="single" w:color="B7C2D1" w:sz="4"/>
+                    <w:left w:val="single" w:color="B7C2D1" w:sz="4"/>
+                    <w:bottom w:val="single" w:color="B7C2D1" w:sz="4"/>
+                    <w:right w:val="single" w:color="B7C2D1" w:sz="4"/>
+                  </w:tcBorders>
+                  <w:shd w:fill="FFFFFF" w:color="auto" w:val="clear"/>
+                  <w:tcMar>
+                    <w:top w:type="dxa" w:w="80"/>
+                    <w:left w:type="dxa" w:w="120"/>
+                    <w:bottom w:type="dxa" w:w="80"/>
+                    <w:right w:type="dxa" w:w="120"/>
+                  </w:tcMar>
+                  <w:vAlign w:val="center"/>
+                </w:tcPr>
+                <w:p>
+                  <w:pPr>
+                    <w:spacing w:after="0" w:before="0"/>
+                  </w:pPr>
+                  <w:r>
+                    <w:rPr>
+                      <w:rFonts w:ascii="Arial" w:cs="Arial" w:eastAsia="Arial" w:hAnsi="Arial"/>
+                      <w:sz w:val="21"/>
+                      <w:szCs w:val="21"/>
+                    </w:rPr>
+                    <w:t xml:space="preserve">Ask the user for nine words, one on each line, and then a word to look for. Store the nine in a grid of three rows of three and display [the row] and [the column] where the word is, on one line with a single space between them, or not in the grid when the word is not there.</w:t>
+                  </w:r>
+                </w:p>
+              </w:tc>
+              <w:tc>
+                <w:tcPr>
+                  <w:tcW w:type="dxa" w:w="3342"/>
+                  <w:tcBorders>
+                    <w:top w:val="single" w:color="B7C2D1" w:sz="4"/>
+                    <w:left w:val="single" w:color="B7C2D1" w:sz="4"/>
+                    <w:bottom w:val="single" w:color="B7C2D1" w:sz="4"/>
+                    <w:right w:val="single" w:color="B7C2D1" w:sz="4"/>
+                  </w:tcBorders>
+                  <w:shd w:fill="FFFFFF" w:color="auto" w:val="clear"/>
+                  <w:tcMar>
+                    <w:top w:type="dxa" w:w="80"/>
+                    <w:left w:type="dxa" w:w="120"/>
+                    <w:bottom w:type="dxa" w:w="80"/>
+                    <w:right w:type="dxa" w:w="120"/>
+                  </w:tcMar>
+                  <w:vAlign w:val="center"/>
+                </w:tcPr>
+                <w:p>
+                  <w:pPr>
+                    <w:spacing w:after="0" w:before="0"/>
+                  </w:pPr>
+                  <w:r>
+                    <w:rPr>
+                      <w:rFonts w:ascii="Arial" w:cs="Arial" w:eastAsia="Arial" w:hAnsi="Arial"/>
+                      <w:b w:val="false"/>
+                      <w:bCs w:val="false"/>
+                      <w:sz w:val="21"/>
+                      <w:szCs w:val="21"/>
+                    </w:rPr>
+                    <w:t xml:space="preserve">4</w:t>
+                  </w:r>
+                </w:p>
+              </w:tc>
+              <w:tc>
+                <w:tcPr>
+                  <w:tcW w:type="dxa" w:w="3342"/>
+                  <w:tcBorders>
+                    <w:top w:val="single" w:color="B7C2D1" w:sz="4"/>
+                    <w:left w:val="single" w:color="B7C2D1" w:sz="4"/>
+                    <w:bottom w:val="single" w:color="B7C2D1" w:sz="4"/>
+                    <w:right w:val="single" w:color="B7C2D1" w:sz="4"/>
+                  </w:tcBorders>
+                  <w:shd w:fill="FFFFFF" w:color="auto" w:val="clear"/>
+                  <w:tcMar>
+                    <w:top w:type="dxa" w:w="80"/>
+                    <w:left w:type="dxa" w:w="120"/>
+                    <w:bottom w:type="dxa" w:w="80"/>
+                    <w:right w:type="dxa" w:w="120"/>
+                  </w:tcMar>
+                  <w:vAlign w:val="center"/>
+                </w:tcPr>
+                <w:p>
+                  <w:pPr>
+                    <w:spacing w:after="0" w:before="0"/>
+                  </w:pPr>
+                  <w:r>
+                    <w:rPr>
+                      <w:rFonts w:ascii="Arial" w:cs="Arial" w:eastAsia="Arial" w:hAnsi="Arial"/>
+                      <w:b w:val="false"/>
+                      <w:bCs w:val="false"/>
+                      <w:sz w:val="21"/>
+                      <w:szCs w:val="21"/>
+                    </w:rPr>
+                    <w:t xml:space="preserve"/>
+                  </w:r>
+                </w:p>
+              </w:tc>
+            </w:tr>
+            <w:tr>
+              <w:trPr>
+                <w:cantSplit/>
+                <w:trHeight w:val="360" w:hRule="atLeast"/>
+              </w:trPr>
+              <w:tc>
+                <w:tcPr>
+                  <w:tcW w:type="dxa" w:w="3342"/>
+                  <w:tcBorders>
+                    <w:top w:val="single" w:color="B7C2D1" w:sz="4"/>
+                    <w:left w:val="single" w:color="B7C2D1" w:sz="4"/>
+                    <w:bottom w:val="single" w:color="B7C2D1" w:sz="4"/>
+                    <w:right w:val="single" w:color="B7C2D1" w:sz="4"/>
+                  </w:tcBorders>
+                  <w:shd w:fill="FFFFFF" w:color="auto" w:val="clear"/>
+                  <w:tcMar>
+                    <w:top w:type="dxa" w:w="80"/>
+                    <w:left w:type="dxa" w:w="120"/>
+                    <w:bottom w:type="dxa" w:w="80"/>
+                    <w:right w:type="dxa" w:w="120"/>
+                  </w:tcMar>
+                  <w:vAlign w:val="center"/>
+                </w:tcPr>
+                <w:p>
+                  <w:pPr>
+                    <w:spacing w:after="0" w:before="0"/>
+                  </w:pPr>
+                  <w:r>
+                    <w:rPr>
+                      <w:rFonts w:ascii="Arial" w:cs="Arial" w:eastAsia="Arial" w:hAnsi="Arial"/>
+                      <w:sz w:val="21"/>
+                      <w:szCs w:val="21"/>
+                    </w:rPr>
+                    <w:t xml:space="preserve">Ask the user for nine whole numbers, one on each line, and then a whole number to look for. Store the nine in a grid of three rows of three and display not in the grid when the number is not there, or [the row] and [the column] on one line with a single space between them and [the total of that row] on the next line.</w:t>
+                  </w:r>
+                </w:p>
+              </w:tc>
+              <w:tc>
+                <w:tcPr>
+                  <w:tcW w:type="dxa" w:w="3342"/>
+                  <w:tcBorders>
+                    <w:top w:val="single" w:color="B7C2D1" w:sz="4"/>
+                    <w:left w:val="single" w:color="B7C2D1" w:sz="4"/>
+                    <w:bottom w:val="single" w:color="B7C2D1" w:sz="4"/>
+                    <w:right w:val="single" w:color="B7C2D1" w:sz="4"/>
+                  </w:tcBorders>
+                  <w:shd w:fill="FFFFFF" w:color="auto" w:val="clear"/>
+                  <w:tcMar>
+                    <w:top w:type="dxa" w:w="80"/>
+                    <w:left w:type="dxa" w:w="120"/>
+                    <w:bottom w:type="dxa" w:w="80"/>
+                    <w:right w:type="dxa" w:w="120"/>
+                  </w:tcMar>
+                  <w:vAlign w:val="center"/>
+                </w:tcPr>
+                <w:p>
+                  <w:pPr>
+                    <w:spacing w:after="0" w:before="0"/>
+                  </w:pPr>
+                  <w:r>
+                    <w:rPr>
+                      <w:rFonts w:ascii="Arial" w:cs="Arial" w:eastAsia="Arial" w:hAnsi="Arial"/>
+                      <w:b w:val="false"/>
+                      <w:bCs w:val="false"/>
+                      <w:sz w:val="21"/>
+                      <w:szCs w:val="21"/>
+                    </w:rPr>
+                    <w:t xml:space="preserve">4</w:t>
                   </w:r>
                 </w:p>
               </w:tc>
@@ -6583,7 +7325,7 @@
                 <w:sz w:val="32"/>
                 <w:szCs w:val="32"/>
               </w:rPr>
-              <w:t xml:space="preserve">______ / 43</w:t>
+              <w:t xml:space="preserve">______ / 60</w:t>
             </w:r>
           </w:p>
         </w:tc>
